--- a/Documentation/Documentation_ver_2.docx
+++ b/Documentation/Documentation_ver_2.docx
@@ -253,11 +253,19 @@
           <w:rStyle w:val="BookTitle"/>
         </w:rPr>
       </w:pPr>
+      <w:proofErr w:type="spellStart"/>
       <w:r>
         <w:rPr>
           <w:rStyle w:val="BookTitle"/>
         </w:rPr>
-        <w:t>Request Handling</w:t>
+        <w:t>Request</w:t>
+      </w:r>
+      <w:proofErr w:type="spellEnd"/>
+      <w:r>
+        <w:rPr>
+          <w:rStyle w:val="BookTitle"/>
+        </w:rPr>
+        <w:t xml:space="preserve"> Handling</w:t>
       </w:r>
     </w:p>
     <w:p>
@@ -603,12 +611,28 @@
           <w:rStyle w:val="BookTitle"/>
         </w:rPr>
       </w:pPr>
+      <w:proofErr w:type="spellStart"/>
       <w:r>
         <w:rPr>
           <w:rStyle w:val="BookTitle"/>
         </w:rPr>
-        <w:t>Door Operation</w:t>
-      </w:r>
+        <w:t>Door</w:t>
+      </w:r>
+      <w:proofErr w:type="spellEnd"/>
+      <w:r>
+        <w:rPr>
+          <w:rStyle w:val="BookTitle"/>
+        </w:rPr>
+        <w:t xml:space="preserve"> </w:t>
+      </w:r>
+      <w:proofErr w:type="spellStart"/>
+      <w:r>
+        <w:rPr>
+          <w:rStyle w:val="BookTitle"/>
+        </w:rPr>
+        <w:t>Operation</w:t>
+      </w:r>
+      <w:proofErr w:type="spellEnd"/>
     </w:p>
     <w:p>
       <w:pPr>
@@ -869,12 +893,28 @@
           <w:rStyle w:val="BookTitle"/>
         </w:rPr>
       </w:pPr>
+      <w:proofErr w:type="spellStart"/>
       <w:r>
         <w:rPr>
           <w:rStyle w:val="BookTitle"/>
         </w:rPr>
-        <w:t>Safe Operation</w:t>
-      </w:r>
+        <w:t>Safe</w:t>
+      </w:r>
+      <w:proofErr w:type="spellEnd"/>
+      <w:r>
+        <w:rPr>
+          <w:rStyle w:val="BookTitle"/>
+        </w:rPr>
+        <w:t xml:space="preserve"> </w:t>
+      </w:r>
+      <w:proofErr w:type="spellStart"/>
+      <w:r>
+        <w:rPr>
+          <w:rStyle w:val="BookTitle"/>
+        </w:rPr>
+        <w:t>Operation</w:t>
+      </w:r>
+      <w:proofErr w:type="spellEnd"/>
     </w:p>
     <w:p>
       <w:pPr>
@@ -1344,8 +1384,9 @@
           <w:iCs/>
           <w:spacing w:val="5"/>
         </w:rPr>
-        <w:t>Controller Initiali</w:t>
-      </w:r>
+        <w:t xml:space="preserve">Controller </w:t>
+      </w:r>
+      <w:proofErr w:type="spellStart"/>
       <w:r>
         <w:rPr>
           <w:b/>
@@ -1354,7 +1395,7 @@
           <w:iCs/>
           <w:spacing w:val="5"/>
         </w:rPr>
-        <w:t>z</w:t>
+        <w:t>Initiali</w:t>
       </w:r>
       <w:r>
         <w:rPr>
@@ -1364,22 +1405,23 @@
           <w:iCs/>
           <w:spacing w:val="5"/>
         </w:rPr>
-        <w:t>ation</w:t>
-      </w:r>
-    </w:p>
-    <w:p>
-      <w:pPr>
-        <w:ind w:firstLine="708"/>
+        <w:t>z</w:t>
+      </w:r>
+      <w:r>
         <w:rPr>
           <w:b/>
           <w:bCs/>
           <w:i/>
           <w:iCs/>
           <w:spacing w:val="5"/>
-          <w:lang w:val="en-GB"/>
-        </w:rPr>
-      </w:pPr>
-      <w:r>
+        </w:rPr>
+        <w:t>ation</w:t>
+      </w:r>
+      <w:proofErr w:type="spellEnd"/>
+    </w:p>
+    <w:p>
+      <w:pPr>
+        <w:ind w:firstLine="708"/>
         <w:rPr>
           <w:b/>
           <w:bCs/>
@@ -1388,8 +1430,7 @@
           <w:spacing w:val="5"/>
           <w:lang w:val="en-GB"/>
         </w:rPr>
-        <w:t>Initial condition: ele</w:t>
-      </w:r>
+      </w:pPr>
       <w:r>
         <w:rPr>
           <w:b/>
@@ -1399,7 +1440,7 @@
           <w:spacing w:val="5"/>
           <w:lang w:val="en-GB"/>
         </w:rPr>
-        <w:t>v</w:t>
+        <w:t>Initial condition: ele</w:t>
       </w:r>
       <w:r>
         <w:rPr>
@@ -1410,7 +1451,7 @@
           <w:spacing w:val="5"/>
           <w:lang w:val="en-GB"/>
         </w:rPr>
-        <w:t>ator is</w:t>
+        <w:t>v</w:t>
       </w:r>
       <w:r>
         <w:rPr>
@@ -1421,7 +1462,7 @@
           <w:spacing w:val="5"/>
           <w:lang w:val="en-GB"/>
         </w:rPr>
-        <w:t xml:space="preserve"> cabin on 2 floor and doors </w:t>
+        <w:t>ator is</w:t>
       </w:r>
       <w:r>
         <w:rPr>
@@ -1432,393 +1473,412 @@
           <w:spacing w:val="5"/>
           <w:lang w:val="en-GB"/>
         </w:rPr>
-        <w:t>closed</w:t>
-      </w:r>
-    </w:p>
-    <w:p>
-      <w:pPr>
-        <w:rPr>
-          <w:lang w:val="en-GB"/>
-        </w:rPr>
-      </w:pPr>
-      <w:r>
-        <w:rPr>
-          <w:rStyle w:val="SubtitleChar"/>
-          <w:lang w:val="en-GB"/>
-        </w:rPr>
-        <w:t>CI</w:t>
-      </w:r>
-      <w:r>
-        <w:rPr>
-          <w:rStyle w:val="SubtitleChar"/>
-          <w:lang w:val="en-GB"/>
-        </w:rPr>
-        <w:t>-01</w:t>
-      </w:r>
-      <w:r>
-        <w:rPr>
-          <w:b/>
-          <w:bCs/>
-          <w:lang w:val="en-GB"/>
-        </w:rPr>
-        <w:t xml:space="preserve"> </w:t>
-      </w:r>
-      <w:r>
-        <w:rPr>
-          <w:b/>
-          <w:bCs/>
-          <w:lang w:val="en-GB"/>
-        </w:rPr>
-        <w:t>WHEN</w:t>
-      </w:r>
-      <w:r>
-        <w:rPr>
-          <w:lang w:val="en-GB"/>
-        </w:rPr>
-        <w:t xml:space="preserve"> the controller is initialised, </w:t>
-      </w:r>
-      <w:r>
-        <w:rPr>
-          <w:b/>
-          <w:bCs/>
-          <w:lang w:val="en-GB"/>
-        </w:rPr>
-        <w:t>the Elevator Controller shall</w:t>
-      </w:r>
-      <w:r>
-        <w:rPr>
-          <w:lang w:val="en-GB"/>
-        </w:rPr>
-        <w:t xml:space="preserve"> clear all stored requests.</w:t>
-      </w:r>
-    </w:p>
-    <w:p>
-      <w:pPr>
-        <w:rPr>
-          <w:lang w:val="en-GB"/>
-        </w:rPr>
-      </w:pPr>
-      <w:r>
-        <w:rPr>
-          <w:rStyle w:val="SubtitleChar"/>
-          <w:lang w:val="en-GB"/>
-        </w:rPr>
-        <w:t>CI</w:t>
-      </w:r>
-      <w:r>
-        <w:rPr>
-          <w:rStyle w:val="SubtitleChar"/>
-          <w:lang w:val="en-GB"/>
-        </w:rPr>
-        <w:t>-0</w:t>
-      </w:r>
-      <w:r>
-        <w:rPr>
-          <w:rStyle w:val="SubtitleChar"/>
-          <w:lang w:val="en-GB"/>
-        </w:rPr>
-        <w:t>2</w:t>
-      </w:r>
-      <w:r>
-        <w:rPr>
-          <w:b/>
-          <w:bCs/>
-          <w:lang w:val="en-GB"/>
-        </w:rPr>
-        <w:t xml:space="preserve"> </w:t>
-      </w:r>
-      <w:r>
-        <w:rPr>
-          <w:b/>
-          <w:bCs/>
-          <w:lang w:val="en-GB"/>
-        </w:rPr>
-        <w:t>T</w:t>
-      </w:r>
-      <w:r>
-        <w:rPr>
-          <w:b/>
-          <w:bCs/>
-          <w:lang w:val="en-GB"/>
-        </w:rPr>
-        <w:t>he Elevator Controller shall</w:t>
-      </w:r>
-      <w:r>
-        <w:rPr>
-          <w:lang w:val="en-GB"/>
-        </w:rPr>
-        <w:t xml:space="preserve"> </w:t>
-      </w:r>
-      <w:r>
-        <w:rPr>
-          <w:lang w:val="en-GB"/>
-        </w:rPr>
-        <w:t>set first targetFloor to 2</w:t>
-      </w:r>
-    </w:p>
-    <w:p>
-      <w:pPr>
-        <w:jc w:val="center"/>
-        <w:rPr>
-          <w:rStyle w:val="Strong"/>
-          <w:sz w:val="28"/>
-          <w:szCs w:val="28"/>
-          <w:lang w:val="en-GB"/>
-        </w:rPr>
-      </w:pPr>
-      <w:r>
-        <w:rPr>
-          <w:rStyle w:val="Strong"/>
-          <w:sz w:val="28"/>
-          <w:szCs w:val="28"/>
-          <w:lang w:val="en-GB"/>
-        </w:rPr>
-        <w:t>Logical Design</w:t>
-      </w:r>
-    </w:p>
-    <w:p>
-      <w:pPr>
-        <w:rPr>
-          <w:rStyle w:val="Strong"/>
-          <w:b w:val="0"/>
-          <w:bCs w:val="0"/>
-          <w:lang w:val="en-GB"/>
-        </w:rPr>
-      </w:pPr>
-      <w:r>
-        <w:rPr>
-          <w:rStyle w:val="Strong"/>
-          <w:b w:val="0"/>
-          <w:bCs w:val="0"/>
-          <w:lang w:val="en-GB"/>
-        </w:rPr>
-        <w:t xml:space="preserve">Design </w:t>
-      </w:r>
-      <w:r>
-        <w:rPr>
-          <w:rStyle w:val="Strong"/>
-          <w:b w:val="0"/>
-          <w:bCs w:val="0"/>
-          <w:lang w:val="en-GB"/>
-        </w:rPr>
-        <w:t>divided</w:t>
-      </w:r>
-      <w:r>
-        <w:rPr>
-          <w:rStyle w:val="Strong"/>
-          <w:b w:val="0"/>
-          <w:bCs w:val="0"/>
-          <w:lang w:val="en-GB"/>
-        </w:rPr>
-        <w:t xml:space="preserve"> to </w:t>
-      </w:r>
-      <w:r>
-        <w:rPr>
-          <w:rStyle w:val="Strong"/>
-          <w:b w:val="0"/>
-          <w:bCs w:val="0"/>
-          <w:lang w:val="en-GB"/>
-        </w:rPr>
-        <w:t>3</w:t>
-      </w:r>
-      <w:r>
-        <w:rPr>
-          <w:rStyle w:val="Strong"/>
-          <w:b w:val="0"/>
-          <w:bCs w:val="0"/>
-          <w:lang w:val="en-GB"/>
-        </w:rPr>
-        <w:t xml:space="preserve"> </w:t>
-      </w:r>
-      <w:r>
-        <w:rPr>
-          <w:rStyle w:val="Strong"/>
-          <w:b w:val="0"/>
-          <w:bCs w:val="0"/>
-          <w:lang w:val="en-GB"/>
-        </w:rPr>
-        <w:t>modules:</w:t>
-      </w:r>
-    </w:p>
-    <w:p>
-      <w:pPr>
-        <w:ind w:left="708"/>
-        <w:rPr>
-          <w:rStyle w:val="Strong"/>
-          <w:b w:val="0"/>
-          <w:bCs w:val="0"/>
-          <w:lang w:val="en-GB"/>
-        </w:rPr>
-      </w:pPr>
-      <w:r>
-        <w:rPr>
-          <w:rStyle w:val="Strong"/>
-          <w:lang w:val="en-GB"/>
-        </w:rPr>
-        <w:t xml:space="preserve">Request </w:t>
-      </w:r>
-      <w:r>
-        <w:rPr>
-          <w:rStyle w:val="Strong"/>
-          <w:lang w:val="en-GB"/>
-        </w:rPr>
-        <w:t>panel</w:t>
-      </w:r>
-      <w:r>
-        <w:rPr>
-          <w:rStyle w:val="Strong"/>
-          <w:b w:val="0"/>
-          <w:bCs w:val="0"/>
-          <w:lang w:val="en-GB"/>
-        </w:rPr>
-        <w:t xml:space="preserve"> (</w:t>
-      </w:r>
-      <w:r>
-        <w:rPr>
-          <w:rStyle w:val="Strong"/>
-          <w:b w:val="0"/>
-          <w:bCs w:val="0"/>
-          <w:lang w:val="en-GB"/>
-        </w:rPr>
-        <w:t>buttons inside elevator and on the floors, with indicators)</w:t>
-      </w:r>
-      <w:r>
-        <w:rPr>
-          <w:rStyle w:val="Strong"/>
-          <w:b w:val="0"/>
-          <w:bCs w:val="0"/>
-          <w:lang w:val="en-GB"/>
-        </w:rPr>
-        <w:t xml:space="preserve"> with integrated </w:t>
-      </w:r>
-      <w:r>
-        <w:rPr>
-          <w:rStyle w:val="Strong"/>
-          <w:lang w:val="en-GB"/>
-        </w:rPr>
-        <w:t>Queue manager</w:t>
-      </w:r>
-      <w:r>
-        <w:rPr>
-          <w:rStyle w:val="Strong"/>
-          <w:b w:val="0"/>
-          <w:bCs w:val="0"/>
-          <w:lang w:val="en-GB"/>
-        </w:rPr>
-        <w:t xml:space="preserve"> for handling </w:t>
-      </w:r>
-      <w:r>
-        <w:rPr>
-          <w:rStyle w:val="Strong"/>
-          <w:b w:val="0"/>
-          <w:bCs w:val="0"/>
-          <w:lang w:val="en-GB"/>
-        </w:rPr>
-        <w:t>requests,</w:t>
-      </w:r>
-      <w:r>
-        <w:rPr>
-          <w:rStyle w:val="Strong"/>
-          <w:b w:val="0"/>
-          <w:bCs w:val="0"/>
-          <w:lang w:val="en-GB"/>
-        </w:rPr>
-        <w:t xml:space="preserve"> setting queue and decide next target floor</w:t>
-      </w:r>
-    </w:p>
-    <w:p>
-      <w:pPr>
-        <w:ind w:left="708"/>
-        <w:rPr>
-          <w:rStyle w:val="Strong"/>
-          <w:b w:val="0"/>
-          <w:bCs w:val="0"/>
-          <w:lang w:val="en-GB"/>
-        </w:rPr>
-      </w:pPr>
-      <w:r>
-        <w:rPr>
-          <w:rStyle w:val="Strong"/>
-          <w:lang w:val="en-GB"/>
-        </w:rPr>
-        <w:t>Doors operator</w:t>
-      </w:r>
-      <w:r>
-        <w:rPr>
-          <w:rStyle w:val="Strong"/>
-          <w:b w:val="0"/>
-          <w:bCs w:val="0"/>
-          <w:lang w:val="en-GB"/>
-        </w:rPr>
-        <w:t xml:space="preserve"> for safely opening and closing doors</w:t>
-      </w:r>
-    </w:p>
-    <w:p>
-      <w:pPr>
-        <w:ind w:left="708"/>
-        <w:rPr>
-          <w:rStyle w:val="Strong"/>
-          <w:b w:val="0"/>
-          <w:bCs w:val="0"/>
-          <w:lang w:val="en-GB"/>
-        </w:rPr>
-      </w:pPr>
-      <w:r>
-        <w:rPr>
-          <w:rStyle w:val="Strong"/>
-          <w:lang w:val="en-GB"/>
-        </w:rPr>
-        <w:t>Cabin Movement control</w:t>
-      </w:r>
-      <w:r>
-        <w:rPr>
-          <w:rStyle w:val="Strong"/>
-          <w:b w:val="0"/>
-          <w:bCs w:val="0"/>
-          <w:lang w:val="en-GB"/>
-        </w:rPr>
-        <w:t xml:space="preserve"> to control elevator cabin</w:t>
-      </w:r>
-    </w:p>
-    <w:p>
-      <w:pPr>
-        <w:rPr>
-          <w:rStyle w:val="Strong"/>
-          <w:b w:val="0"/>
-          <w:bCs w:val="0"/>
-          <w:lang w:val="en-GB"/>
-        </w:rPr>
-      </w:pPr>
-      <w:r>
-        <w:rPr>
-          <w:rStyle w:val="Strong"/>
-          <w:b w:val="0"/>
-          <w:bCs w:val="0"/>
-          <w:lang w:val="en-GB"/>
-        </w:rPr>
-        <w:t>Communication between modules is showed on sequence diagram:</w:t>
-      </w:r>
-    </w:p>
-    <w:p>
-      <w:pPr>
-        <w:keepNext/>
-        <w:jc w:val="center"/>
-      </w:pPr>
+        <w:t xml:space="preserve"> cabin on 2 floor and doors </w:t>
+      </w:r>
       <w:r>
         <w:rPr>
           <w:b/>
           <w:bCs/>
           <w:i/>
           <w:iCs/>
+          <w:spacing w:val="5"/>
+          <w:lang w:val="en-GB"/>
+        </w:rPr>
+        <w:t>closed</w:t>
+      </w:r>
+    </w:p>
+    <w:p>
+      <w:pPr>
+        <w:rPr>
+          <w:lang w:val="en-GB"/>
+        </w:rPr>
+      </w:pPr>
+      <w:r>
+        <w:rPr>
+          <w:rStyle w:val="SubtitleChar"/>
+          <w:lang w:val="en-GB"/>
+        </w:rPr>
+        <w:t>CI</w:t>
+      </w:r>
+      <w:r>
+        <w:rPr>
+          <w:rStyle w:val="SubtitleChar"/>
+          <w:lang w:val="en-GB"/>
+        </w:rPr>
+        <w:t>-01</w:t>
+      </w:r>
+      <w:r>
+        <w:rPr>
+          <w:b/>
+          <w:bCs/>
+          <w:lang w:val="en-GB"/>
+        </w:rPr>
+        <w:t xml:space="preserve"> </w:t>
+      </w:r>
+      <w:r>
+        <w:rPr>
+          <w:b/>
+          <w:bCs/>
+          <w:lang w:val="en-GB"/>
+        </w:rPr>
+        <w:t>WHEN</w:t>
+      </w:r>
+      <w:r>
+        <w:rPr>
+          <w:lang w:val="en-GB"/>
+        </w:rPr>
+        <w:t xml:space="preserve"> the controller is initialised, </w:t>
+      </w:r>
+      <w:r>
+        <w:rPr>
+          <w:b/>
+          <w:bCs/>
+          <w:lang w:val="en-GB"/>
+        </w:rPr>
+        <w:t>the Elevator Controller shall</w:t>
+      </w:r>
+      <w:r>
+        <w:rPr>
+          <w:lang w:val="en-GB"/>
+        </w:rPr>
+        <w:t xml:space="preserve"> clear all stored requests.</w:t>
+      </w:r>
+    </w:p>
+    <w:p>
+      <w:pPr>
+        <w:rPr>
+          <w:lang w:val="en-GB"/>
+        </w:rPr>
+      </w:pPr>
+      <w:r>
+        <w:rPr>
+          <w:rStyle w:val="SubtitleChar"/>
+          <w:lang w:val="en-GB"/>
+        </w:rPr>
+        <w:t>CI</w:t>
+      </w:r>
+      <w:r>
+        <w:rPr>
+          <w:rStyle w:val="SubtitleChar"/>
+          <w:lang w:val="en-GB"/>
+        </w:rPr>
+        <w:t>-0</w:t>
+      </w:r>
+      <w:r>
+        <w:rPr>
+          <w:rStyle w:val="SubtitleChar"/>
+          <w:lang w:val="en-GB"/>
+        </w:rPr>
+        <w:t>2</w:t>
+      </w:r>
+      <w:r>
+        <w:rPr>
+          <w:b/>
+          <w:bCs/>
+          <w:lang w:val="en-GB"/>
+        </w:rPr>
+        <w:t xml:space="preserve"> </w:t>
+      </w:r>
+      <w:r>
+        <w:rPr>
+          <w:b/>
+          <w:bCs/>
+          <w:lang w:val="en-GB"/>
+        </w:rPr>
+        <w:t>T</w:t>
+      </w:r>
+      <w:r>
+        <w:rPr>
+          <w:b/>
+          <w:bCs/>
+          <w:lang w:val="en-GB"/>
+        </w:rPr>
+        <w:t>he Elevator Controller shall</w:t>
+      </w:r>
+      <w:r>
+        <w:rPr>
+          <w:lang w:val="en-GB"/>
+        </w:rPr>
+        <w:t xml:space="preserve"> </w:t>
+      </w:r>
+      <w:r>
+        <w:rPr>
+          <w:lang w:val="en-GB"/>
+        </w:rPr>
+        <w:t xml:space="preserve">set first </w:t>
+      </w:r>
+      <w:proofErr w:type="spellStart"/>
+      <w:r>
+        <w:rPr>
+          <w:lang w:val="en-GB"/>
+        </w:rPr>
+        <w:t>targetFloor</w:t>
+      </w:r>
+      <w:proofErr w:type="spellEnd"/>
+      <w:r>
+        <w:rPr>
+          <w:lang w:val="en-GB"/>
+        </w:rPr>
+        <w:t xml:space="preserve"> to 2</w:t>
+      </w:r>
+    </w:p>
+    <w:p>
+      <w:pPr>
+        <w:jc w:val="center"/>
+        <w:rPr>
+          <w:rStyle w:val="Strong"/>
+          <w:sz w:val="28"/>
+          <w:szCs w:val="28"/>
+          <w:lang w:val="en-GB"/>
+        </w:rPr>
+      </w:pPr>
+      <w:r>
+        <w:rPr>
+          <w:rStyle w:val="Strong"/>
+          <w:sz w:val="28"/>
+          <w:szCs w:val="28"/>
+          <w:lang w:val="en-GB"/>
+        </w:rPr>
+        <w:t>Logical Design</w:t>
+      </w:r>
+    </w:p>
+    <w:p>
+      <w:pPr>
+        <w:rPr>
+          <w:rStyle w:val="Strong"/>
+          <w:b w:val="0"/>
+          <w:bCs w:val="0"/>
+          <w:lang w:val="en-GB"/>
+        </w:rPr>
+      </w:pPr>
+      <w:r>
+        <w:rPr>
+          <w:rStyle w:val="Strong"/>
+          <w:b w:val="0"/>
+          <w:bCs w:val="0"/>
+          <w:lang w:val="en-GB"/>
+        </w:rPr>
+        <w:t xml:space="preserve">Design </w:t>
+      </w:r>
+      <w:r>
+        <w:rPr>
+          <w:rStyle w:val="Strong"/>
+          <w:b w:val="0"/>
+          <w:bCs w:val="0"/>
+          <w:lang w:val="en-GB"/>
+        </w:rPr>
+        <w:t>divided</w:t>
+      </w:r>
+      <w:r>
+        <w:rPr>
+          <w:rStyle w:val="Strong"/>
+          <w:b w:val="0"/>
+          <w:bCs w:val="0"/>
+          <w:lang w:val="en-GB"/>
+        </w:rPr>
+        <w:t xml:space="preserve"> to </w:t>
+      </w:r>
+      <w:r>
+        <w:rPr>
+          <w:rStyle w:val="Strong"/>
+          <w:b w:val="0"/>
+          <w:bCs w:val="0"/>
+          <w:lang w:val="en-GB"/>
+        </w:rPr>
+        <w:t>3</w:t>
+      </w:r>
+      <w:r>
+        <w:rPr>
+          <w:rStyle w:val="Strong"/>
+          <w:b w:val="0"/>
+          <w:bCs w:val="0"/>
+          <w:lang w:val="en-GB"/>
+        </w:rPr>
+        <w:t xml:space="preserve"> </w:t>
+      </w:r>
+      <w:r>
+        <w:rPr>
+          <w:rStyle w:val="Strong"/>
+          <w:b w:val="0"/>
+          <w:bCs w:val="0"/>
+          <w:lang w:val="en-GB"/>
+        </w:rPr>
+        <w:t>modules:</w:t>
+      </w:r>
+    </w:p>
+    <w:p>
+      <w:pPr>
+        <w:ind w:left="708"/>
+        <w:rPr>
+          <w:rStyle w:val="Strong"/>
+          <w:b w:val="0"/>
+          <w:bCs w:val="0"/>
+          <w:lang w:val="en-GB"/>
+        </w:rPr>
+      </w:pPr>
+      <w:r>
+        <w:rPr>
+          <w:rStyle w:val="Strong"/>
+          <w:lang w:val="en-GB"/>
+        </w:rPr>
+        <w:t xml:space="preserve">Request </w:t>
+      </w:r>
+      <w:r>
+        <w:rPr>
+          <w:rStyle w:val="Strong"/>
+          <w:lang w:val="en-GB"/>
+        </w:rPr>
+        <w:t>panel</w:t>
+      </w:r>
+      <w:r>
+        <w:rPr>
+          <w:rStyle w:val="Strong"/>
+          <w:b w:val="0"/>
+          <w:bCs w:val="0"/>
+          <w:lang w:val="en-GB"/>
+        </w:rPr>
+        <w:t xml:space="preserve"> (</w:t>
+      </w:r>
+      <w:r>
+        <w:rPr>
+          <w:rStyle w:val="Strong"/>
+          <w:b w:val="0"/>
+          <w:bCs w:val="0"/>
+          <w:lang w:val="en-GB"/>
+        </w:rPr>
+        <w:t>buttons inside elevator and on the floors, with indicators)</w:t>
+      </w:r>
+      <w:r>
+        <w:rPr>
+          <w:rStyle w:val="Strong"/>
+          <w:b w:val="0"/>
+          <w:bCs w:val="0"/>
+          <w:lang w:val="en-GB"/>
+        </w:rPr>
+        <w:t xml:space="preserve"> with integrated </w:t>
+      </w:r>
+      <w:r>
+        <w:rPr>
+          <w:rStyle w:val="Strong"/>
+          <w:lang w:val="en-GB"/>
+        </w:rPr>
+        <w:t>Queue manager</w:t>
+      </w:r>
+      <w:r>
+        <w:rPr>
+          <w:rStyle w:val="Strong"/>
+          <w:b w:val="0"/>
+          <w:bCs w:val="0"/>
+          <w:lang w:val="en-GB"/>
+        </w:rPr>
+        <w:t xml:space="preserve"> for handling </w:t>
+      </w:r>
+      <w:r>
+        <w:rPr>
+          <w:rStyle w:val="Strong"/>
+          <w:b w:val="0"/>
+          <w:bCs w:val="0"/>
+          <w:lang w:val="en-GB"/>
+        </w:rPr>
+        <w:t>requests,</w:t>
+      </w:r>
+      <w:r>
+        <w:rPr>
+          <w:rStyle w:val="Strong"/>
+          <w:b w:val="0"/>
+          <w:bCs w:val="0"/>
+          <w:lang w:val="en-GB"/>
+        </w:rPr>
+        <w:t xml:space="preserve"> setting queue and decide next target floor</w:t>
+      </w:r>
+    </w:p>
+    <w:p>
+      <w:pPr>
+        <w:ind w:left="708"/>
+        <w:rPr>
+          <w:rStyle w:val="Strong"/>
+          <w:b w:val="0"/>
+          <w:bCs w:val="0"/>
+          <w:lang w:val="en-GB"/>
+        </w:rPr>
+      </w:pPr>
+      <w:r>
+        <w:rPr>
+          <w:rStyle w:val="Strong"/>
+          <w:lang w:val="en-GB"/>
+        </w:rPr>
+        <w:t>Doors operator</w:t>
+      </w:r>
+      <w:r>
+        <w:rPr>
+          <w:rStyle w:val="Strong"/>
+          <w:b w:val="0"/>
+          <w:bCs w:val="0"/>
+          <w:lang w:val="en-GB"/>
+        </w:rPr>
+        <w:t xml:space="preserve"> for safely opening and closing doors</w:t>
+      </w:r>
+    </w:p>
+    <w:p>
+      <w:pPr>
+        <w:ind w:left="708"/>
+        <w:rPr>
+          <w:rStyle w:val="Strong"/>
+          <w:b w:val="0"/>
+          <w:bCs w:val="0"/>
+          <w:lang w:val="en-GB"/>
+        </w:rPr>
+      </w:pPr>
+      <w:r>
+        <w:rPr>
+          <w:rStyle w:val="Strong"/>
+          <w:lang w:val="en-GB"/>
+        </w:rPr>
+        <w:t>Cabin Movement control</w:t>
+      </w:r>
+      <w:r>
+        <w:rPr>
+          <w:rStyle w:val="Strong"/>
+          <w:b w:val="0"/>
+          <w:bCs w:val="0"/>
+          <w:lang w:val="en-GB"/>
+        </w:rPr>
+        <w:t xml:space="preserve"> to control elevator cabin</w:t>
+      </w:r>
+    </w:p>
+    <w:p>
+      <w:pPr>
+        <w:rPr>
+          <w:rStyle w:val="Strong"/>
+          <w:b w:val="0"/>
+          <w:bCs w:val="0"/>
+          <w:lang w:val="en-GB"/>
+        </w:rPr>
+      </w:pPr>
+      <w:r>
+        <w:rPr>
+          <w:rStyle w:val="Strong"/>
+          <w:b w:val="0"/>
+          <w:bCs w:val="0"/>
+          <w:lang w:val="en-GB"/>
+        </w:rPr>
+        <w:t>Communication between modules is showed on sequence diagram:</w:t>
+      </w:r>
+    </w:p>
+    <w:p>
+      <w:pPr>
+        <w:keepNext/>
+        <w:jc w:val="center"/>
+      </w:pPr>
+      <w:r>
+        <w:rPr>
           <w:noProof/>
-          <w:spacing w:val="5"/>
-          <w:lang w:val="en-GB"/>
         </w:rPr>
         <w:drawing>
-          <wp:inline distT="0" distB="0" distL="0" distR="0" wp14:anchorId="77467E72" wp14:editId="18670354">
-            <wp:extent cx="3800723" cy="3287356"/>
-            <wp:effectExtent l="0" t="0" r="0" b="8890"/>
-            <wp:docPr id="453805925" name="Picture 1"/>
+          <wp:inline distT="0" distB="0" distL="0" distR="0" wp14:anchorId="11E63321" wp14:editId="0792CDB7">
+            <wp:extent cx="4341412" cy="3463273"/>
+            <wp:effectExtent l="0" t="0" r="2540" b="4445"/>
+            <wp:docPr id="1610425480" name="Picture 1"/>
             <wp:cNvGraphicFramePr>
               <a:graphicFrameLocks xmlns:a="http://schemas.openxmlformats.org/drawingml/2006/main" noChangeAspect="1"/>
             </wp:cNvGraphicFramePr>
@@ -1826,7 +1886,7 @@
               <a:graphicData uri="http://schemas.openxmlformats.org/drawingml/2006/picture">
                 <pic:pic xmlns:pic="http://schemas.openxmlformats.org/drawingml/2006/picture">
                   <pic:nvPicPr>
-                    <pic:cNvPr id="453805925" name="Picture 453805925"/>
+                    <pic:cNvPr id="1610425480" name="Picture 1610425480"/>
                     <pic:cNvPicPr/>
                   </pic:nvPicPr>
                   <pic:blipFill>
@@ -1844,7 +1904,7 @@
                   <pic:spPr>
                     <a:xfrm>
                       <a:off x="0" y="0"/>
-                      <a:ext cx="3814588" cy="3299348"/>
+                      <a:ext cx="4371613" cy="3487365"/>
                     </a:xfrm>
                     <a:prstGeom prst="rect">
                       <a:avLst/>
@@ -1893,6 +1953,9 @@
         <w:fldChar w:fldCharType="end"/>
       </w:r>
       <w:r>
+        <w:rPr>
+          <w:lang w:val="en-GB"/>
+        </w:rPr>
         <w:t xml:space="preserve"> </w:t>
       </w:r>
       <w:r>
@@ -1910,177 +1973,15 @@
     </w:p>
     <w:p>
       <w:pPr>
-        <w:ind w:firstLine="708"/>
-        <w:rPr>
-          <w:lang w:val="en-GB"/>
-        </w:rPr>
-      </w:pPr>
-      <w:r>
-        <w:rPr>
-          <w:b/>
-          <w:bCs/>
+        <w:rPr>
+          <w:lang w:val="en-GB"/>
+        </w:rPr>
+      </w:pPr>
+      <w:r>
+        <w:rPr>
           <w:lang w:val="en-GB"/>
         </w:rPr>
         <w:lastRenderedPageBreak/>
-        <w:t>addRequest()</w:t>
-      </w:r>
-      <w:r>
-        <w:rPr>
-          <w:lang w:val="en-GB"/>
-        </w:rPr>
-        <w:t xml:space="preserve"> -function that tells queue manager new floor request and turn on indicator on button</w:t>
-      </w:r>
-      <w:r>
-        <w:rPr>
-          <w:lang w:val="en-GB"/>
-        </w:rPr>
-        <w:t>(whether it in cabin or floor)</w:t>
-      </w:r>
-    </w:p>
-    <w:p>
-      <w:pPr>
-        <w:ind w:firstLine="708"/>
-        <w:rPr>
-          <w:lang w:val="en-GB"/>
-        </w:rPr>
-      </w:pPr>
-      <w:r>
-        <w:rPr>
-          <w:b/>
-          <w:bCs/>
-          <w:lang w:val="en-GB"/>
-        </w:rPr>
-        <w:t>destinationPointComplete()</w:t>
-      </w:r>
-      <w:r>
-        <w:rPr>
-          <w:lang w:val="en-GB"/>
-        </w:rPr>
-        <w:t xml:space="preserve"> </w:t>
-      </w:r>
-      <w:r>
-        <w:rPr>
-          <w:lang w:val="en-GB"/>
-        </w:rPr>
-        <w:t>- sets request as completed and turn off indication</w:t>
-      </w:r>
-    </w:p>
-    <w:p>
-      <w:pPr>
-        <w:ind w:firstLine="708"/>
-        <w:rPr>
-          <w:lang w:val="en-GB"/>
-        </w:rPr>
-      </w:pPr>
-      <w:r>
-        <w:rPr>
-          <w:b/>
-          <w:bCs/>
-          <w:lang w:val="en-GB"/>
-        </w:rPr>
-        <w:t>targetFloor()</w:t>
-      </w:r>
-      <w:r>
-        <w:rPr>
-          <w:lang w:val="en-GB"/>
-        </w:rPr>
-        <w:t xml:space="preserve"> </w:t>
-      </w:r>
-      <w:r>
-        <w:rPr>
-          <w:lang w:val="en-GB"/>
-        </w:rPr>
-        <w:t>- function that tells cabin what is the next floor to go</w:t>
-      </w:r>
-    </w:p>
-    <w:p>
-      <w:pPr>
-        <w:ind w:firstLine="708"/>
-        <w:rPr>
-          <w:lang w:val="en-GB"/>
-        </w:rPr>
-      </w:pPr>
-      <w:r>
-        <w:rPr>
-          <w:b/>
-          <w:bCs/>
-          <w:lang w:val="en-GB"/>
-        </w:rPr>
-        <w:t>openDoors()</w:t>
-      </w:r>
-      <w:r>
-        <w:rPr>
-          <w:lang w:val="en-GB"/>
-        </w:rPr>
-        <w:t xml:space="preserve"> </w:t>
-      </w:r>
-      <w:r>
-        <w:rPr>
-          <w:lang w:val="en-GB"/>
-        </w:rPr>
-        <w:t>- information to door operator to open doors</w:t>
-      </w:r>
-    </w:p>
-    <w:p>
-      <w:pPr>
-        <w:ind w:firstLine="708"/>
-        <w:rPr>
-          <w:lang w:val="en-GB"/>
-        </w:rPr>
-      </w:pPr>
-      <w:r>
-        <w:rPr>
-          <w:b/>
-          <w:bCs/>
-          <w:lang w:val="en-GB"/>
-        </w:rPr>
-        <w:t>closeDoors()</w:t>
-      </w:r>
-      <w:r>
-        <w:rPr>
-          <w:lang w:val="en-GB"/>
-        </w:rPr>
-        <w:t xml:space="preserve"> </w:t>
-      </w:r>
-      <w:r>
-        <w:rPr>
-          <w:lang w:val="en-GB"/>
-        </w:rPr>
-        <w:t>- information to door operator to close doors</w:t>
-      </w:r>
-    </w:p>
-    <w:p>
-      <w:pPr>
-        <w:ind w:firstLine="708"/>
-        <w:rPr>
-          <w:lang w:val="en-GB"/>
-        </w:rPr>
-      </w:pPr>
-      <w:r>
-        <w:rPr>
-          <w:b/>
-          <w:bCs/>
-          <w:lang w:val="en-GB"/>
-        </w:rPr>
-        <w:t>allClosed()</w:t>
-      </w:r>
-      <w:r>
-        <w:rPr>
-          <w:lang w:val="en-GB"/>
-        </w:rPr>
-        <w:t xml:space="preserve"> – information that all doors safely closed</w:t>
-      </w:r>
-    </w:p>
-    <w:p>
-      <w:pPr>
-        <w:rPr>
-          <w:lang w:val="en-GB"/>
-        </w:rPr>
-      </w:pPr>
-      <w:r>
-        <w:rPr>
-          <w:lang w:val="en-GB"/>
-        </w:rPr>
         <w:t>To define key states of cabin control, timing diagram was created:</w:t>
       </w:r>
     </w:p>
@@ -2172,6 +2073,9 @@
         <w:fldChar w:fldCharType="end"/>
       </w:r>
       <w:r>
+        <w:rPr>
+          <w:lang w:val="en-GB"/>
+        </w:rPr>
         <w:t xml:space="preserve"> </w:t>
       </w:r>
       <w:r>
@@ -2284,6 +2188,11 @@
     </w:p>
     <w:p>
       <w:pPr>
+        <w:pStyle w:val="ListParagraph"/>
+        <w:numPr>
+          <w:ilvl w:val="0"/>
+          <w:numId w:val="3"/>
+        </w:numPr>
         <w:rPr>
           <w:lang w:val="en-GB"/>
         </w:rPr>
@@ -2309,37 +2218,29 @@
     </w:p>
     <w:p>
       <w:pPr>
-        <w:rPr>
-          <w:lang w:val="en-GB"/>
-        </w:rPr>
-      </w:pPr>
-      <w:r>
-        <w:rPr>
-          <w:lang w:val="en-GB"/>
-        </w:rPr>
-        <w:t xml:space="preserve">Going </w:t>
-      </w:r>
-      <w:r>
-        <w:rPr>
-          <w:lang w:val="en-GB"/>
-        </w:rPr>
-        <w:t>down</w:t>
-      </w:r>
-      <w:r>
-        <w:rPr>
-          <w:lang w:val="en-GB"/>
-        </w:rPr>
-        <w:t xml:space="preserve"> sends instruction to go </w:t>
-      </w:r>
-      <w:r>
-        <w:rPr>
-          <w:lang w:val="en-GB"/>
-        </w:rPr>
-        <w:t>DOWN</w:t>
-      </w:r>
-    </w:p>
-    <w:p>
-      <w:pPr>
+        <w:pStyle w:val="ListParagraph"/>
+        <w:numPr>
+          <w:ilvl w:val="0"/>
+          <w:numId w:val="3"/>
+        </w:numPr>
+        <w:rPr>
+          <w:lang w:val="en-GB"/>
+        </w:rPr>
+      </w:pPr>
+      <w:r>
+        <w:rPr>
+          <w:lang w:val="en-GB"/>
+        </w:rPr>
+        <w:t>Going down sends instruction to go DOWN</w:t>
+      </w:r>
+    </w:p>
+    <w:p>
+      <w:pPr>
+        <w:pStyle w:val="ListParagraph"/>
+        <w:numPr>
+          <w:ilvl w:val="0"/>
+          <w:numId w:val="3"/>
+        </w:numPr>
         <w:rPr>
           <w:lang w:val="en-GB"/>
         </w:rPr>
@@ -2353,6 +2254,11 @@
     </w:p>
     <w:p>
       <w:pPr>
+        <w:pStyle w:val="ListParagraph"/>
+        <w:numPr>
+          <w:ilvl w:val="0"/>
+          <w:numId w:val="3"/>
+        </w:numPr>
         <w:rPr>
           <w:lang w:val="en-GB"/>
         </w:rPr>
@@ -2363,13 +2269,12 @@
         </w:rPr>
         <w:t>Wait state appears when all requests are complete and elevator is waiting for new</w:t>
       </w:r>
-    </w:p>
-    <w:p>
-      <w:pPr>
-        <w:rPr>
-          <w:lang w:val="en-GB"/>
-        </w:rPr>
-      </w:pPr>
+      <w:r>
+        <w:rPr>
+          <w:lang w:val="en-GB"/>
+        </w:rPr>
+        <w:t xml:space="preserve"> request</w:t>
+      </w:r>
     </w:p>
     <w:p>
       <w:pPr>
@@ -2383,42 +2288,6 @@
     <w:p>
       <w:pPr>
         <w:rPr>
-          <w:b/>
-          <w:bCs/>
-          <w:lang w:val="en-GB"/>
-        </w:rPr>
-      </w:pPr>
-    </w:p>
-    <w:p>
-      <w:pPr>
-        <w:rPr>
-          <w:b/>
-          <w:bCs/>
-          <w:lang w:val="en-GB"/>
-        </w:rPr>
-      </w:pPr>
-    </w:p>
-    <w:p>
-      <w:pPr>
-        <w:rPr>
-          <w:b/>
-          <w:bCs/>
-          <w:lang w:val="en-GB"/>
-        </w:rPr>
-      </w:pPr>
-    </w:p>
-    <w:p>
-      <w:pPr>
-        <w:rPr>
-          <w:b/>
-          <w:bCs/>
-          <w:lang w:val="en-GB"/>
-        </w:rPr>
-      </w:pPr>
-    </w:p>
-    <w:p>
-      <w:pPr>
-        <w:rPr>
           <w:lang w:val="en-GB"/>
         </w:rPr>
       </w:pPr>
@@ -2449,13 +2318,12 @@
       <w:r>
         <w:rPr>
           <w:noProof/>
-          <w:lang w:val="en-GB"/>
         </w:rPr>
         <w:drawing>
-          <wp:inline distT="0" distB="0" distL="0" distR="0" wp14:anchorId="0220BA74" wp14:editId="6128D71A">
-            <wp:extent cx="5424563" cy="3124862"/>
-            <wp:effectExtent l="0" t="0" r="5080" b="0"/>
-            <wp:docPr id="1117978798" name="Picture 3"/>
+          <wp:inline distT="0" distB="0" distL="0" distR="0" wp14:anchorId="3E193603" wp14:editId="0F5F7F88">
+            <wp:extent cx="5760720" cy="2242820"/>
+            <wp:effectExtent l="0" t="0" r="0" b="5080"/>
+            <wp:docPr id="1443546456" name="Picture 2"/>
             <wp:cNvGraphicFramePr>
               <a:graphicFrameLocks xmlns:a="http://schemas.openxmlformats.org/drawingml/2006/main" noChangeAspect="1"/>
             </wp:cNvGraphicFramePr>
@@ -2463,7 +2331,7 @@
               <a:graphicData uri="http://schemas.openxmlformats.org/drawingml/2006/picture">
                 <pic:pic xmlns:pic="http://schemas.openxmlformats.org/drawingml/2006/picture">
                   <pic:nvPicPr>
-                    <pic:cNvPr id="1117978798" name="Picture 1117978798"/>
+                    <pic:cNvPr id="1443546456" name="Picture 1443546456"/>
                     <pic:cNvPicPr/>
                   </pic:nvPicPr>
                   <pic:blipFill>
@@ -2481,7 +2349,7 @@
                   <pic:spPr>
                     <a:xfrm>
                       <a:off x="0" y="0"/>
-                      <a:ext cx="5475388" cy="3154140"/>
+                      <a:ext cx="5760720" cy="2242820"/>
                     </a:xfrm>
                     <a:prstGeom prst="rect">
                       <a:avLst/>
@@ -2538,11 +2406,102 @@
     </w:p>
     <w:p>
       <w:pPr>
-        <w:rPr>
-          <w:rStyle w:val="Strong"/>
-          <w:lang w:val="en-GB"/>
-        </w:rPr>
-      </w:pPr>
+        <w:keepNext/>
+        <w:jc w:val="center"/>
+      </w:pPr>
+      <w:r>
+        <w:rPr>
+          <w:b/>
+          <w:bCs/>
+          <w:noProof/>
+          <w:lang w:val="en-GB"/>
+        </w:rPr>
+        <w:lastRenderedPageBreak/>
+        <w:drawing>
+          <wp:inline distT="0" distB="0" distL="0" distR="0" wp14:anchorId="2EF1313D" wp14:editId="08FEAEC3">
+            <wp:extent cx="1258117" cy="4110825"/>
+            <wp:effectExtent l="0" t="0" r="0" b="4445"/>
+            <wp:docPr id="751739318" name="Picture 3"/>
+            <wp:cNvGraphicFramePr>
+              <a:graphicFrameLocks xmlns:a="http://schemas.openxmlformats.org/drawingml/2006/main" noChangeAspect="1"/>
+            </wp:cNvGraphicFramePr>
+            <a:graphic xmlns:a="http://schemas.openxmlformats.org/drawingml/2006/main">
+              <a:graphicData uri="http://schemas.openxmlformats.org/drawingml/2006/picture">
+                <pic:pic xmlns:pic="http://schemas.openxmlformats.org/drawingml/2006/picture">
+                  <pic:nvPicPr>
+                    <pic:cNvPr id="751739318" name="Picture 751739318"/>
+                    <pic:cNvPicPr/>
+                  </pic:nvPicPr>
+                  <pic:blipFill>
+                    <a:blip r:embed="rId8">
+                      <a:extLst>
+                        <a:ext uri="{28A0092B-C50C-407E-A947-70E740481C1C}">
+                          <a14:useLocalDpi xmlns:a14="http://schemas.microsoft.com/office/drawing/2010/main" val="0"/>
+                        </a:ext>
+                      </a:extLst>
+                    </a:blip>
+                    <a:stretch>
+                      <a:fillRect/>
+                    </a:stretch>
+                  </pic:blipFill>
+                  <pic:spPr>
+                    <a:xfrm>
+                      <a:off x="0" y="0"/>
+                      <a:ext cx="1260759" cy="4119459"/>
+                    </a:xfrm>
+                    <a:prstGeom prst="rect">
+                      <a:avLst/>
+                    </a:prstGeom>
+                  </pic:spPr>
+                </pic:pic>
+              </a:graphicData>
+            </a:graphic>
+          </wp:inline>
+        </w:drawing>
+      </w:r>
+    </w:p>
+    <w:p>
+      <w:pPr>
+        <w:pStyle w:val="Caption"/>
+        <w:rPr>
+          <w:rStyle w:val="Strong"/>
+          <w:lang w:val="en-GB"/>
+        </w:rPr>
+      </w:pPr>
+      <w:r>
+        <w:rPr>
+          <w:lang w:val="en-GB"/>
+        </w:rPr>
+        <w:t xml:space="preserve">Figure </w:t>
+      </w:r>
+      <w:r>
+        <w:fldChar w:fldCharType="begin"/>
+      </w:r>
+      <w:r>
+        <w:rPr>
+          <w:lang w:val="en-GB"/>
+        </w:rPr>
+        <w:instrText xml:space="preserve"> SEQ Figure \* ARABIC </w:instrText>
+      </w:r>
+      <w:r>
+        <w:fldChar w:fldCharType="separate"/>
+      </w:r>
+      <w:r>
+        <w:rPr>
+          <w:noProof/>
+          <w:lang w:val="en-GB"/>
+        </w:rPr>
+        <w:t>4</w:t>
+      </w:r>
+      <w:r>
+        <w:fldChar w:fldCharType="end"/>
+      </w:r>
+      <w:r>
+        <w:rPr>
+          <w:lang w:val="en-GB"/>
+        </w:rPr>
+        <w:t xml:space="preserve"> State diagram of  STOP state</w:t>
+      </w:r>
     </w:p>
     <w:p>
       <w:pPr>
@@ -2586,6 +2545,7 @@
           <w:lang w:val="en-GB"/>
         </w:rPr>
       </w:pPr>
+      <w:proofErr w:type="spellStart"/>
       <w:r>
         <w:rPr>
           <w:rStyle w:val="Strong"/>
@@ -2593,17 +2553,19 @@
         </w:rPr>
         <w:t>currentFloor</w:t>
       </w:r>
-    </w:p>
-    <w:p>
-      <w:pPr>
-        <w:rPr>
-          <w:rStyle w:val="Strong"/>
-          <w:lang w:val="en-GB"/>
-        </w:rPr>
-      </w:pPr>
-      <w:r>
-        <w:rPr>
-          <w:rStyle w:val="Strong"/>
+      <w:proofErr w:type="spellEnd"/>
+    </w:p>
+    <w:p>
+      <w:pPr>
+        <w:rPr>
+          <w:rStyle w:val="Strong"/>
+          <w:lang w:val="en-GB"/>
+        </w:rPr>
+      </w:pPr>
+      <w:r>
+        <w:rPr>
+          <w:rStyle w:val="Strong"/>
+          <w:noProof/>
           <w:lang w:val="en-GB"/>
         </w:rPr>
         <w:drawing>
@@ -2622,7 +2584,7 @@
                     <pic:cNvPicPr/>
                   </pic:nvPicPr>
                   <pic:blipFill>
-                    <a:blip r:embed="rId8"/>
+                    <a:blip r:embed="rId9"/>
                     <a:stretch>
                       <a:fillRect/>
                     </a:stretch>
@@ -2707,29 +2669,39 @@
           <w:lang w:val="en-GB"/>
         </w:rPr>
       </w:pPr>
+      <w:proofErr w:type="spellStart"/>
       <w:r>
         <w:rPr>
           <w:rStyle w:val="SubtleEmphasis"/>
           <w:lang w:val="en-GB"/>
         </w:rPr>
-        <w:t>currentFloor:=0;</w:t>
-      </w:r>
-    </w:p>
-    <w:p>
-      <w:pPr>
+        <w:t>currentFloor</w:t>
+      </w:r>
+      <w:proofErr w:type="spellEnd"/>
+      <w:r>
         <w:rPr>
           <w:rStyle w:val="SubtleEmphasis"/>
           <w:lang w:val="en-GB"/>
         </w:rPr>
-      </w:pPr>
-    </w:p>
-    <w:p>
-      <w:pPr>
-        <w:rPr>
-          <w:rStyle w:val="Strong"/>
-          <w:lang w:val="en-GB"/>
-        </w:rPr>
-      </w:pPr>
+        <w:t>:=0;</w:t>
+      </w:r>
+    </w:p>
+    <w:p>
+      <w:pPr>
+        <w:rPr>
+          <w:rStyle w:val="SubtleEmphasis"/>
+          <w:lang w:val="en-GB"/>
+        </w:rPr>
+      </w:pPr>
+    </w:p>
+    <w:p>
+      <w:pPr>
+        <w:rPr>
+          <w:rStyle w:val="Strong"/>
+          <w:lang w:val="en-GB"/>
+        </w:rPr>
+      </w:pPr>
+      <w:proofErr w:type="spellStart"/>
       <w:r>
         <w:rPr>
           <w:rStyle w:val="Strong"/>
@@ -2737,17 +2709,19 @@
         </w:rPr>
         <w:t>allClosed</w:t>
       </w:r>
-    </w:p>
-    <w:p>
-      <w:pPr>
-        <w:rPr>
-          <w:rStyle w:val="Strong"/>
-          <w:lang w:val="en-GB"/>
-        </w:rPr>
-      </w:pPr>
-      <w:r>
-        <w:rPr>
-          <w:rStyle w:val="Strong"/>
+      <w:proofErr w:type="spellEnd"/>
+    </w:p>
+    <w:p>
+      <w:pPr>
+        <w:rPr>
+          <w:rStyle w:val="Strong"/>
+          <w:lang w:val="en-GB"/>
+        </w:rPr>
+      </w:pPr>
+      <w:r>
+        <w:rPr>
+          <w:rStyle w:val="Strong"/>
+          <w:noProof/>
           <w:lang w:val="en-GB"/>
         </w:rPr>
         <w:lastRenderedPageBreak/>
@@ -2767,7 +2741,7 @@
                     <pic:cNvPicPr/>
                   </pic:nvPicPr>
                   <pic:blipFill>
-                    <a:blip r:embed="rId9"/>
+                    <a:blip r:embed="rId10"/>
                     <a:stretch>
                       <a:fillRect/>
                     </a:stretch>
@@ -2869,6 +2843,7 @@
       <w:r>
         <w:rPr>
           <w:rStyle w:val="Strong"/>
+          <w:noProof/>
           <w:lang w:val="en-GB"/>
         </w:rPr>
         <w:drawing>
@@ -2887,7 +2862,7 @@
                     <pic:cNvPicPr/>
                   </pic:nvPicPr>
                   <pic:blipFill>
-                    <a:blip r:embed="rId10"/>
+                    <a:blip r:embed="rId11"/>
                     <a:stretch>
                       <a:fillRect/>
                     </a:stretch>
@@ -2984,6 +2959,7 @@
           <w:lang w:val="en-GB"/>
         </w:rPr>
       </w:pPr>
+      <w:proofErr w:type="spellStart"/>
       <w:r>
         <w:rPr>
           <w:rStyle w:val="Strong"/>
@@ -2993,6 +2969,7 @@
         </w:rPr>
         <w:t>Queue_manager</w:t>
       </w:r>
+      <w:proofErr w:type="spellEnd"/>
     </w:p>
     <w:p>
       <w:pPr>
@@ -3036,6 +3013,7 @@
       <w:r>
         <w:rPr>
           <w:rStyle w:val="Strong"/>
+          <w:noProof/>
           <w:lang w:val="en-GB"/>
         </w:rPr>
         <w:lastRenderedPageBreak/>
@@ -3055,7 +3033,7 @@
                     <pic:cNvPicPr/>
                   </pic:nvPicPr>
                   <pic:blipFill>
-                    <a:blip r:embed="rId11"/>
+                    <a:blip r:embed="rId12"/>
                     <a:stretch>
                       <a:fillRect/>
                     </a:stretch>
@@ -3138,6 +3116,7 @@
       <w:r>
         <w:rPr>
           <w:rStyle w:val="Strong"/>
+          <w:noProof/>
           <w:lang w:val="en-GB"/>
         </w:rPr>
         <w:drawing>
@@ -3156,7 +3135,7 @@
                     <pic:cNvPicPr/>
                   </pic:nvPicPr>
                   <pic:blipFill>
-                    <a:blip r:embed="rId12"/>
+                    <a:blip r:embed="rId13"/>
                     <a:stretch>
                       <a:fillRect/>
                     </a:stretch>
@@ -3186,94 +3165,170 @@
           <w:lang w:val="en-GB"/>
         </w:rPr>
       </w:pPr>
-      <w:r>
-        <w:rPr>
-          <w:rStyle w:val="Strong"/>
-          <w:b w:val="0"/>
-          <w:bCs w:val="0"/>
-          <w:lang w:val="en-GB"/>
-        </w:rPr>
-        <w:t>Queue_manager basic block creates queue. It stores internal value FloorsRequests in INT ARRAY[0..2]</w:t>
-      </w:r>
-    </w:p>
-    <w:p>
-      <w:pPr>
-        <w:rPr>
-          <w:rStyle w:val="Strong"/>
-          <w:b w:val="0"/>
-          <w:bCs w:val="0"/>
-          <w:lang w:val="en-GB"/>
-        </w:rPr>
-      </w:pPr>
-      <w:r>
-        <w:rPr>
-          <w:rStyle w:val="Strong"/>
-          <w:b w:val="0"/>
-          <w:bCs w:val="0"/>
-          <w:lang w:val="en-GB"/>
-        </w:rPr>
-        <w:t xml:space="preserve">TRUE in </w:t>
-      </w:r>
-      <w:r>
-        <w:rPr>
-          <w:rStyle w:val="Strong"/>
-          <w:b w:val="0"/>
-          <w:bCs w:val="0"/>
-          <w:lang w:val="en-GB"/>
-        </w:rPr>
-        <w:t>FloorsRequests</w:t>
-      </w:r>
-      <w:r>
-        <w:rPr>
-          <w:rStyle w:val="Strong"/>
-          <w:b w:val="0"/>
-          <w:bCs w:val="0"/>
-          <w:lang w:val="en-GB"/>
-        </w:rPr>
-        <w:t xml:space="preserve">[i] means that is request for floor i. Manager </w:t>
-      </w:r>
-      <w:r>
-        <w:rPr>
-          <w:rStyle w:val="Strong"/>
-          <w:b w:val="0"/>
-          <w:bCs w:val="0"/>
-          <w:lang w:val="en-GB"/>
-        </w:rPr>
-        <w:t xml:space="preserve">decides next floor (targetFloor) by the current direction elevator moves. It loocks through the </w:t>
-      </w:r>
-      <w:r>
-        <w:rPr>
-          <w:rStyle w:val="Strong"/>
-          <w:b w:val="0"/>
-          <w:bCs w:val="0"/>
-          <w:lang w:val="en-GB"/>
-        </w:rPr>
-        <w:t>FloorsRequests</w:t>
-      </w:r>
-      <w:r>
-        <w:rPr>
-          <w:rStyle w:val="Strong"/>
-          <w:b w:val="0"/>
-          <w:bCs w:val="0"/>
-          <w:lang w:val="en-GB"/>
-        </w:rPr>
-        <w:t xml:space="preserve"> in direction of move. If it reaches edge floor, it starts looking in other direction. If there are no requests it sets queueIsEmpty to True.</w:t>
-      </w:r>
-    </w:p>
-    <w:p>
-      <w:pPr>
-        <w:rPr>
-          <w:rStyle w:val="Strong"/>
-          <w:b w:val="0"/>
-          <w:bCs w:val="0"/>
-          <w:lang w:val="en-GB"/>
-        </w:rPr>
-      </w:pPr>
-      <w:r>
-        <w:rPr>
-          <w:rStyle w:val="Strong"/>
-          <w:b w:val="0"/>
-          <w:bCs w:val="0"/>
+      <w:proofErr w:type="spellStart"/>
+      <w:r>
+        <w:rPr>
+          <w:rStyle w:val="Strong"/>
+          <w:b w:val="0"/>
+          <w:bCs w:val="0"/>
+          <w:lang w:val="en-GB"/>
+        </w:rPr>
+        <w:t>Queue_manager</w:t>
+      </w:r>
+      <w:proofErr w:type="spellEnd"/>
+      <w:r>
+        <w:rPr>
+          <w:rStyle w:val="Strong"/>
+          <w:b w:val="0"/>
+          <w:bCs w:val="0"/>
+          <w:lang w:val="en-GB"/>
+        </w:rPr>
+        <w:t xml:space="preserve"> basic block creates queue. It stores internal value FloorsRequests in INT ARRAY[0..2]</w:t>
+      </w:r>
+    </w:p>
+    <w:p>
+      <w:pPr>
+        <w:rPr>
+          <w:rStyle w:val="Strong"/>
+          <w:b w:val="0"/>
+          <w:bCs w:val="0"/>
+          <w:lang w:val="en-GB"/>
+        </w:rPr>
+      </w:pPr>
+      <w:r>
+        <w:rPr>
+          <w:rStyle w:val="Strong"/>
+          <w:b w:val="0"/>
+          <w:bCs w:val="0"/>
+          <w:lang w:val="en-GB"/>
+        </w:rPr>
+        <w:t>TRUE in FloorsRequests[</w:t>
+      </w:r>
+      <w:proofErr w:type="spellStart"/>
+      <w:r>
+        <w:rPr>
+          <w:rStyle w:val="Strong"/>
+          <w:b w:val="0"/>
+          <w:bCs w:val="0"/>
+          <w:lang w:val="en-GB"/>
+        </w:rPr>
+        <w:t>i</w:t>
+      </w:r>
+      <w:proofErr w:type="spellEnd"/>
+      <w:r>
+        <w:rPr>
+          <w:rStyle w:val="Strong"/>
+          <w:b w:val="0"/>
+          <w:bCs w:val="0"/>
+          <w:lang w:val="en-GB"/>
+        </w:rPr>
+        <w:t xml:space="preserve">] means that is request for floor </w:t>
+      </w:r>
+      <w:proofErr w:type="spellStart"/>
+      <w:r>
+        <w:rPr>
+          <w:rStyle w:val="Strong"/>
+          <w:b w:val="0"/>
+          <w:bCs w:val="0"/>
+          <w:lang w:val="en-GB"/>
+        </w:rPr>
+        <w:t>i</w:t>
+      </w:r>
+      <w:proofErr w:type="spellEnd"/>
+      <w:r>
+        <w:rPr>
+          <w:rStyle w:val="Strong"/>
+          <w:b w:val="0"/>
+          <w:bCs w:val="0"/>
+          <w:lang w:val="en-GB"/>
+        </w:rPr>
+        <w:t xml:space="preserve">. Manager </w:t>
+      </w:r>
+      <w:r>
+        <w:rPr>
+          <w:rStyle w:val="Strong"/>
+          <w:b w:val="0"/>
+          <w:bCs w:val="0"/>
+          <w:lang w:val="en-GB"/>
+        </w:rPr>
+        <w:t>decides next floor (</w:t>
+      </w:r>
+      <w:proofErr w:type="spellStart"/>
+      <w:r>
+        <w:rPr>
+          <w:rStyle w:val="Strong"/>
+          <w:b w:val="0"/>
+          <w:bCs w:val="0"/>
+          <w:lang w:val="en-GB"/>
+        </w:rPr>
+        <w:t>targetFloor</w:t>
+      </w:r>
+      <w:proofErr w:type="spellEnd"/>
+      <w:r>
+        <w:rPr>
+          <w:rStyle w:val="Strong"/>
+          <w:b w:val="0"/>
+          <w:bCs w:val="0"/>
+          <w:lang w:val="en-GB"/>
+        </w:rPr>
+        <w:t xml:space="preserve">) by the current direction elevator moves. It </w:t>
+      </w:r>
+      <w:proofErr w:type="spellStart"/>
+      <w:r>
+        <w:rPr>
+          <w:rStyle w:val="Strong"/>
+          <w:b w:val="0"/>
+          <w:bCs w:val="0"/>
+          <w:lang w:val="en-GB"/>
+        </w:rPr>
+        <w:t>loocks</w:t>
+      </w:r>
+      <w:proofErr w:type="spellEnd"/>
+      <w:r>
+        <w:rPr>
+          <w:rStyle w:val="Strong"/>
+          <w:b w:val="0"/>
+          <w:bCs w:val="0"/>
+          <w:lang w:val="en-GB"/>
+        </w:rPr>
+        <w:t xml:space="preserve"> through the FloorsRequests in direction of move. If it reaches edge floor, it starts looking in other direction. If there are no requests it sets </w:t>
+      </w:r>
+      <w:proofErr w:type="spellStart"/>
+      <w:r>
+        <w:rPr>
+          <w:rStyle w:val="Strong"/>
+          <w:b w:val="0"/>
+          <w:bCs w:val="0"/>
+          <w:lang w:val="en-GB"/>
+        </w:rPr>
+        <w:t>queueIsEmpty</w:t>
+      </w:r>
+      <w:proofErr w:type="spellEnd"/>
+      <w:r>
+        <w:rPr>
+          <w:rStyle w:val="Strong"/>
+          <w:b w:val="0"/>
+          <w:bCs w:val="0"/>
+          <w:lang w:val="en-GB"/>
+        </w:rPr>
+        <w:t xml:space="preserve"> to True.</w:t>
+      </w:r>
+    </w:p>
+    <w:p>
+      <w:pPr>
+        <w:rPr>
+          <w:rStyle w:val="Strong"/>
+          <w:b w:val="0"/>
+          <w:bCs w:val="0"/>
+          <w:lang w:val="en-GB"/>
+        </w:rPr>
+      </w:pPr>
+      <w:r>
+        <w:rPr>
+          <w:rStyle w:val="Strong"/>
+          <w:b w:val="0"/>
+          <w:bCs w:val="0"/>
+          <w:noProof/>
           <w:lang w:val="en-GB"/>
         </w:rPr>
         <w:drawing>
@@ -3292,7 +3347,7 @@
                     <pic:cNvPicPr/>
                   </pic:nvPicPr>
                   <pic:blipFill>
-                    <a:blip r:embed="rId13"/>
+                    <a:blip r:embed="rId14"/>
                     <a:stretch>
                       <a:fillRect/>
                     </a:stretch>
@@ -3320,6 +3375,7 @@
           <w:lang w:val="en-GB"/>
         </w:rPr>
       </w:pPr>
+      <w:proofErr w:type="spellStart"/>
       <w:r>
         <w:rPr>
           <w:rStyle w:val="Strong"/>
@@ -3328,17 +3384,19 @@
         <w:lastRenderedPageBreak/>
         <w:t>CabinMovementControl</w:t>
       </w:r>
-    </w:p>
-    <w:p>
-      <w:pPr>
-        <w:rPr>
-          <w:rStyle w:val="Strong"/>
-          <w:lang w:val="en-GB"/>
-        </w:rPr>
-      </w:pPr>
-      <w:r>
-        <w:rPr>
-          <w:rStyle w:val="Strong"/>
+      <w:proofErr w:type="spellEnd"/>
+    </w:p>
+    <w:p>
+      <w:pPr>
+        <w:rPr>
+          <w:rStyle w:val="Strong"/>
+          <w:lang w:val="en-GB"/>
+        </w:rPr>
+      </w:pPr>
+      <w:r>
+        <w:rPr>
+          <w:rStyle w:val="Strong"/>
+          <w:noProof/>
           <w:lang w:val="en-GB"/>
         </w:rPr>
         <w:drawing>
@@ -3357,7 +3415,7 @@
                     <pic:cNvPicPr/>
                   </pic:nvPicPr>
                   <pic:blipFill>
-                    <a:blip r:embed="rId14"/>
+                    <a:blip r:embed="rId15"/>
                     <a:stretch>
                       <a:fillRect/>
                     </a:stretch>
@@ -3429,6 +3487,7 @@
           <w:rStyle w:val="Strong"/>
           <w:b w:val="0"/>
           <w:bCs w:val="0"/>
+          <w:noProof/>
           <w:lang w:val="en-GB"/>
         </w:rPr>
         <w:drawing>
@@ -3447,7 +3506,7 @@
                     <pic:cNvPicPr/>
                   </pic:nvPicPr>
                   <pic:blipFill>
-                    <a:blip r:embed="rId15"/>
+                    <a:blip r:embed="rId16"/>
                     <a:stretch>
                       <a:fillRect/>
                     </a:stretch>
@@ -3502,6 +3561,7 @@
           <w:lang w:val="en-GB"/>
         </w:rPr>
       </w:pPr>
+      <w:proofErr w:type="spellStart"/>
       <w:r>
         <w:rPr>
           <w:rStyle w:val="Strong"/>
@@ -3509,17 +3569,19 @@
         </w:rPr>
         <w:t>Door_manager</w:t>
       </w:r>
-    </w:p>
-    <w:p>
-      <w:pPr>
-        <w:rPr>
-          <w:rStyle w:val="Strong"/>
-          <w:lang w:val="en-GB"/>
-        </w:rPr>
-      </w:pPr>
-      <w:r>
-        <w:rPr>
-          <w:rStyle w:val="Strong"/>
+      <w:proofErr w:type="spellEnd"/>
+    </w:p>
+    <w:p>
+      <w:pPr>
+        <w:rPr>
+          <w:rStyle w:val="Strong"/>
+          <w:lang w:val="en-GB"/>
+        </w:rPr>
+      </w:pPr>
+      <w:r>
+        <w:rPr>
+          <w:rStyle w:val="Strong"/>
+          <w:noProof/>
           <w:lang w:val="en-GB"/>
         </w:rPr>
         <w:lastRenderedPageBreak/>
@@ -3539,7 +3601,7 @@
                     <pic:cNvPicPr/>
                   </pic:nvPicPr>
                   <pic:blipFill>
-                    <a:blip r:embed="rId16"/>
+                    <a:blip r:embed="rId17"/>
                     <a:stretch>
                       <a:fillRect/>
                     </a:stretch>
@@ -3589,6 +3651,7 @@
           <w:lang w:val="en-GB"/>
         </w:rPr>
       </w:pPr>
+      <w:proofErr w:type="spellStart"/>
       <w:r>
         <w:rPr>
           <w:rStyle w:val="Strong"/>
@@ -3598,6 +3661,7 @@
         </w:rPr>
         <w:t>door_control</w:t>
       </w:r>
+      <w:proofErr w:type="spellEnd"/>
     </w:p>
     <w:p>
       <w:pPr>
@@ -3646,6 +3710,7 @@
           <w:lang w:val="en-GB"/>
         </w:rPr>
       </w:pPr>
+      <w:proofErr w:type="spellStart"/>
       <w:r>
         <w:rPr>
           <w:rStyle w:val="Strong"/>
@@ -3653,21 +3718,23 @@
         </w:rPr>
         <w:t>Door_control</w:t>
       </w:r>
-    </w:p>
-    <w:p>
-      <w:pPr>
-        <w:rPr>
-          <w:rStyle w:val="Strong"/>
-          <w:b w:val="0"/>
-          <w:bCs w:val="0"/>
-          <w:lang w:val="en-GB"/>
-        </w:rPr>
-      </w:pPr>
-      <w:r>
-        <w:rPr>
-          <w:rStyle w:val="Strong"/>
-          <w:b w:val="0"/>
-          <w:bCs w:val="0"/>
+      <w:proofErr w:type="spellEnd"/>
+    </w:p>
+    <w:p>
+      <w:pPr>
+        <w:rPr>
+          <w:rStyle w:val="Strong"/>
+          <w:b w:val="0"/>
+          <w:bCs w:val="0"/>
+          <w:lang w:val="en-GB"/>
+        </w:rPr>
+      </w:pPr>
+      <w:r>
+        <w:rPr>
+          <w:rStyle w:val="Strong"/>
+          <w:b w:val="0"/>
+          <w:bCs w:val="0"/>
+          <w:noProof/>
           <w:lang w:val="en-GB"/>
         </w:rPr>
         <w:drawing>
@@ -3686,7 +3753,7 @@
                     <pic:cNvPicPr/>
                   </pic:nvPicPr>
                   <pic:blipFill>
-                    <a:blip r:embed="rId17"/>
+                    <a:blip r:embed="rId18"/>
                     <a:stretch>
                       <a:fillRect/>
                     </a:stretch>
@@ -3765,6 +3832,7 @@
           <w:rStyle w:val="Strong"/>
           <w:b w:val="0"/>
           <w:bCs w:val="0"/>
+          <w:noProof/>
           <w:lang w:val="en-GB"/>
         </w:rPr>
         <w:lastRenderedPageBreak/>
@@ -3784,7 +3852,7 @@
                     <pic:cNvPicPr/>
                   </pic:nvPicPr>
                   <pic:blipFill>
-                    <a:blip r:embed="rId18"/>
+                    <a:blip r:embed="rId19"/>
                     <a:stretch>
                       <a:fillRect/>
                     </a:stretch>
@@ -3809,6 +3877,7 @@
           <w:rStyle w:val="Strong"/>
           <w:b w:val="0"/>
           <w:bCs w:val="0"/>
+          <w:noProof/>
           <w:lang w:val="en-GB"/>
         </w:rPr>
         <w:drawing>
@@ -3827,7 +3896,7 @@
                     <pic:cNvPicPr/>
                   </pic:nvPicPr>
                   <pic:blipFill>
-                    <a:blip r:embed="rId19"/>
+                    <a:blip r:embed="rId20"/>
                     <a:stretch>
                       <a:fillRect/>
                     </a:stretch>
@@ -3891,6 +3960,7 @@
           <w:rStyle w:val="Strong"/>
           <w:b w:val="0"/>
           <w:bCs w:val="0"/>
+          <w:noProof/>
           <w:lang w:val="en-GB"/>
         </w:rPr>
         <w:lastRenderedPageBreak/>
@@ -3910,7 +3980,7 @@
                     <pic:cNvPicPr/>
                   </pic:nvPicPr>
                   <pic:blipFill>
-                    <a:blip r:embed="rId20"/>
+                    <a:blip r:embed="rId21"/>
                     <a:stretch>
                       <a:fillRect/>
                     </a:stretch>
@@ -3993,12 +4063,21 @@
                 <w:bCs/>
               </w:rPr>
             </w:pPr>
+            <w:proofErr w:type="spellStart"/>
             <w:r>
               <w:rPr>
                 <w:b/>
                 <w:bCs/>
               </w:rPr>
-              <w:t>Requirement ID</w:t>
+              <w:t>Requirement</w:t>
+            </w:r>
+            <w:proofErr w:type="spellEnd"/>
+            <w:r>
+              <w:rPr>
+                <w:b/>
+                <w:bCs/>
+              </w:rPr>
+              <w:t xml:space="preserve"> ID</w:t>
             </w:r>
           </w:p>
         </w:tc>
@@ -4028,13 +4107,31 @@
                 <w:bCs/>
               </w:rPr>
             </w:pPr>
+            <w:proofErr w:type="spellStart"/>
             <w:r>
               <w:rPr>
                 <w:b/>
                 <w:bCs/>
               </w:rPr>
-              <w:t>Requirement Summary</w:t>
-            </w:r>
+              <w:t>Requirement</w:t>
+            </w:r>
+            <w:proofErr w:type="spellEnd"/>
+            <w:r>
+              <w:rPr>
+                <w:b/>
+                <w:bCs/>
+              </w:rPr>
+              <w:t xml:space="preserve"> </w:t>
+            </w:r>
+            <w:proofErr w:type="spellStart"/>
+            <w:r>
+              <w:rPr>
+                <w:b/>
+                <w:bCs/>
+              </w:rPr>
+              <w:t>Summary</w:t>
+            </w:r>
+            <w:proofErr w:type="spellEnd"/>
           </w:p>
         </w:tc>
         <w:tc>
@@ -4067,8 +4164,17 @@
                 <w:b/>
                 <w:bCs/>
               </w:rPr>
-              <w:t>Design Evidence</w:t>
-            </w:r>
+              <w:t xml:space="preserve">Design </w:t>
+            </w:r>
+            <w:proofErr w:type="spellStart"/>
+            <w:r>
+              <w:rPr>
+                <w:b/>
+                <w:bCs/>
+              </w:rPr>
+              <w:t>Evidence</w:t>
+            </w:r>
+            <w:proofErr w:type="spellEnd"/>
           </w:p>
         </w:tc>
       </w:tr>
@@ -4155,12 +4261,27 @@
               </w:rPr>
               <w:t xml:space="preserve"> </w:t>
             </w:r>
-            <w:r>
-              <w:t>State Diagram –</w:t>
-            </w:r>
-            <w:r>
-              <w:t>Stopped state</w:t>
-            </w:r>
+            <w:proofErr w:type="spellStart"/>
+            <w:r>
+              <w:t>State</w:t>
+            </w:r>
+            <w:proofErr w:type="spellEnd"/>
+            <w:r>
+              <w:t xml:space="preserve"> Diagram –</w:t>
+            </w:r>
+            <w:proofErr w:type="spellStart"/>
+            <w:r>
+              <w:t>Stopped</w:t>
+            </w:r>
+            <w:proofErr w:type="spellEnd"/>
+            <w:r>
+              <w:t xml:space="preserve"> </w:t>
+            </w:r>
+            <w:proofErr w:type="spellStart"/>
+            <w:r>
+              <w:t>state</w:t>
+            </w:r>
+            <w:proofErr w:type="spellEnd"/>
           </w:p>
         </w:tc>
       </w:tr>
@@ -4247,12 +4368,27 @@
               </w:rPr>
               <w:t xml:space="preserve"> </w:t>
             </w:r>
-            <w:r>
-              <w:t>State Diagram –</w:t>
-            </w:r>
-            <w:r>
-              <w:t>Stopped state</w:t>
-            </w:r>
+            <w:proofErr w:type="spellStart"/>
+            <w:r>
+              <w:t>State</w:t>
+            </w:r>
+            <w:proofErr w:type="spellEnd"/>
+            <w:r>
+              <w:t xml:space="preserve"> Diagram –</w:t>
+            </w:r>
+            <w:proofErr w:type="spellStart"/>
+            <w:r>
+              <w:t>Stopped</w:t>
+            </w:r>
+            <w:proofErr w:type="spellEnd"/>
+            <w:r>
+              <w:t xml:space="preserve"> </w:t>
+            </w:r>
+            <w:proofErr w:type="spellStart"/>
+            <w:r>
+              <w:t>state</w:t>
+            </w:r>
+            <w:proofErr w:type="spellEnd"/>
           </w:p>
         </w:tc>
       </w:tr>
@@ -4302,8 +4438,29 @@
           </w:tcPr>
           <w:p>
             <w:r>
-              <w:t>Register cabin button request</w:t>
-            </w:r>
+              <w:t xml:space="preserve">Register </w:t>
+            </w:r>
+            <w:proofErr w:type="spellStart"/>
+            <w:r>
+              <w:t>cabin</w:t>
+            </w:r>
+            <w:proofErr w:type="spellEnd"/>
+            <w:r>
+              <w:t xml:space="preserve"> </w:t>
+            </w:r>
+            <w:proofErr w:type="spellStart"/>
+            <w:r>
+              <w:t>button</w:t>
+            </w:r>
+            <w:proofErr w:type="spellEnd"/>
+            <w:r>
+              <w:t xml:space="preserve"> </w:t>
+            </w:r>
+            <w:proofErr w:type="spellStart"/>
+            <w:r>
+              <w:t>request</w:t>
+            </w:r>
+            <w:proofErr w:type="spellEnd"/>
           </w:p>
         </w:tc>
         <w:tc>
@@ -4326,10 +4483,23 @@
           </w:tcPr>
           <w:p>
             <w:r>
-              <w:t xml:space="preserve"> Sequence Diagram – </w:t>
-            </w:r>
-            <w:r>
-              <w:t>addRequest()</w:t>
+              <w:t xml:space="preserve"> </w:t>
+            </w:r>
+            <w:proofErr w:type="spellStart"/>
+            <w:r>
+              <w:t>Sequence</w:t>
+            </w:r>
+            <w:proofErr w:type="spellEnd"/>
+            <w:r>
+              <w:t xml:space="preserve"> Diagram – </w:t>
+            </w:r>
+            <w:proofErr w:type="spellStart"/>
+            <w:r>
+              <w:t>addRequest</w:t>
+            </w:r>
+            <w:proofErr w:type="spellEnd"/>
+            <w:r>
+              <w:t>()</w:t>
             </w:r>
           </w:p>
         </w:tc>
@@ -4380,8 +4550,29 @@
           </w:tcPr>
           <w:p>
             <w:r>
-              <w:t>Register floor button request</w:t>
-            </w:r>
+              <w:t xml:space="preserve">Register </w:t>
+            </w:r>
+            <w:proofErr w:type="spellStart"/>
+            <w:r>
+              <w:t>floor</w:t>
+            </w:r>
+            <w:proofErr w:type="spellEnd"/>
+            <w:r>
+              <w:t xml:space="preserve"> </w:t>
+            </w:r>
+            <w:proofErr w:type="spellStart"/>
+            <w:r>
+              <w:t>button</w:t>
+            </w:r>
+            <w:proofErr w:type="spellEnd"/>
+            <w:r>
+              <w:t xml:space="preserve"> </w:t>
+            </w:r>
+            <w:proofErr w:type="spellStart"/>
+            <w:r>
+              <w:t>request</w:t>
+            </w:r>
+            <w:proofErr w:type="spellEnd"/>
           </w:p>
         </w:tc>
         <w:tc>
@@ -4406,11 +4597,21 @@
             <w:r>
               <w:t xml:space="preserve"> </w:t>
             </w:r>
-            <w:r>
-              <w:t xml:space="preserve">Sequence Diagram – </w:t>
-            </w:r>
-            <w:r>
-              <w:t>addRequest()</w:t>
+            <w:proofErr w:type="spellStart"/>
+            <w:r>
+              <w:t>Sequence</w:t>
+            </w:r>
+            <w:proofErr w:type="spellEnd"/>
+            <w:r>
+              <w:t xml:space="preserve"> Diagram – </w:t>
+            </w:r>
+            <w:proofErr w:type="spellStart"/>
+            <w:r>
+              <w:t>addRequest</w:t>
+            </w:r>
+            <w:proofErr w:type="spellEnd"/>
+            <w:r>
+              <w:t>()</w:t>
             </w:r>
           </w:p>
         </w:tc>
@@ -4498,11 +4699,21 @@
               </w:rPr>
               <w:t xml:space="preserve"> </w:t>
             </w:r>
-            <w:r>
-              <w:t xml:space="preserve">Sequence Diagram – </w:t>
-            </w:r>
-            <w:r>
-              <w:t>destinationPointComplete()</w:t>
+            <w:proofErr w:type="spellStart"/>
+            <w:r>
+              <w:t>Sequence</w:t>
+            </w:r>
+            <w:proofErr w:type="spellEnd"/>
+            <w:r>
+              <w:t xml:space="preserve"> Diagram – </w:t>
+            </w:r>
+            <w:proofErr w:type="spellStart"/>
+            <w:r>
+              <w:t>destinationPointComplete</w:t>
+            </w:r>
+            <w:proofErr w:type="spellEnd"/>
+            <w:r>
+              <w:t>()</w:t>
             </w:r>
           </w:p>
         </w:tc>
@@ -4590,11 +4801,21 @@
               </w:rPr>
               <w:t xml:space="preserve"> </w:t>
             </w:r>
-            <w:r>
-              <w:t>Sequence Diagram –</w:t>
-            </w:r>
-            <w:r>
-              <w:t>TargetFloor()</w:t>
+            <w:proofErr w:type="spellStart"/>
+            <w:r>
+              <w:t>Sequence</w:t>
+            </w:r>
+            <w:proofErr w:type="spellEnd"/>
+            <w:r>
+              <w:t xml:space="preserve"> Diagram –</w:t>
+            </w:r>
+            <w:proofErr w:type="spellStart"/>
+            <w:r>
+              <w:t>TargetFloor</w:t>
+            </w:r>
+            <w:proofErr w:type="spellEnd"/>
+            <w:r>
+              <w:t>()</w:t>
             </w:r>
           </w:p>
         </w:tc>
@@ -4683,12 +4904,27 @@
               </w:rPr>
               <w:t xml:space="preserve"> </w:t>
             </w:r>
-            <w:r>
-              <w:t xml:space="preserve">State Diagram – </w:t>
-            </w:r>
-            <w:r>
-              <w:t>Stopped state</w:t>
-            </w:r>
+            <w:proofErr w:type="spellStart"/>
+            <w:r>
+              <w:t>State</w:t>
+            </w:r>
+            <w:proofErr w:type="spellEnd"/>
+            <w:r>
+              <w:t xml:space="preserve"> Diagram – </w:t>
+            </w:r>
+            <w:proofErr w:type="spellStart"/>
+            <w:r>
+              <w:t>Stopped</w:t>
+            </w:r>
+            <w:proofErr w:type="spellEnd"/>
+            <w:r>
+              <w:t xml:space="preserve"> </w:t>
+            </w:r>
+            <w:proofErr w:type="spellStart"/>
+            <w:r>
+              <w:t>state</w:t>
+            </w:r>
+            <w:proofErr w:type="spellEnd"/>
           </w:p>
         </w:tc>
       </w:tr>
@@ -4775,15 +5011,30 @@
               </w:rPr>
               <w:t xml:space="preserve"> </w:t>
             </w:r>
-            <w:r>
-              <w:t>State diagram</w:t>
+            <w:proofErr w:type="spellStart"/>
+            <w:r>
+              <w:t>State</w:t>
+            </w:r>
+            <w:proofErr w:type="spellEnd"/>
+            <w:r>
+              <w:t xml:space="preserve"> diagram</w:t>
             </w:r>
             <w:r>
               <w:t xml:space="preserve"> – </w:t>
             </w:r>
-            <w:r>
-              <w:t>Stopped state</w:t>
-            </w:r>
+            <w:proofErr w:type="spellStart"/>
+            <w:r>
+              <w:t>Stopped</w:t>
+            </w:r>
+            <w:proofErr w:type="spellEnd"/>
+            <w:r>
+              <w:t xml:space="preserve"> </w:t>
+            </w:r>
+            <w:proofErr w:type="spellStart"/>
+            <w:r>
+              <w:t>state</w:t>
+            </w:r>
+            <w:proofErr w:type="spellEnd"/>
           </w:p>
         </w:tc>
       </w:tr>
@@ -4892,7 +5143,14 @@
               <w:rPr>
                 <w:lang w:val="en-GB"/>
               </w:rPr>
-              <w:t>Sequence Diagram –allClose</w:t>
+              <w:t>Sequence Diagram –</w:t>
+            </w:r>
+            <w:proofErr w:type="spellStart"/>
+            <w:r>
+              <w:rPr>
+                <w:lang w:val="en-GB"/>
+              </w:rPr>
+              <w:t>allClose</w:t>
             </w:r>
             <w:r>
               <w:rPr>
@@ -4900,6 +5158,7 @@
               </w:rPr>
               <w:t>d</w:t>
             </w:r>
+            <w:proofErr w:type="spellEnd"/>
             <w:r>
               <w:rPr>
                 <w:lang w:val="en-GB"/>
@@ -5017,11 +5276,19 @@
               </w:rPr>
               <w:t>Sequence Diagram –</w:t>
             </w:r>
+            <w:proofErr w:type="spellStart"/>
             <w:r>
               <w:rPr>
                 <w:lang w:val="en-GB"/>
               </w:rPr>
-              <w:t>openDoors()</w:t>
+              <w:t>openDoors</w:t>
+            </w:r>
+            <w:proofErr w:type="spellEnd"/>
+            <w:r>
+              <w:rPr>
+                <w:lang w:val="en-GB"/>
+              </w:rPr>
+              <w:t>()</w:t>
             </w:r>
           </w:p>
         </w:tc>
@@ -5115,11 +5382,19 @@
               </w:rPr>
               <w:t>Sequence Diagram –</w:t>
             </w:r>
+            <w:proofErr w:type="spellStart"/>
             <w:r>
               <w:rPr>
                 <w:lang w:val="en-GB"/>
               </w:rPr>
-              <w:t>addRequest()</w:t>
+              <w:t>addRequest</w:t>
+            </w:r>
+            <w:proofErr w:type="spellEnd"/>
+            <w:r>
+              <w:rPr>
+                <w:lang w:val="en-GB"/>
+              </w:rPr>
+              <w:t>()</w:t>
             </w:r>
           </w:p>
         </w:tc>
@@ -5213,11 +5488,19 @@
               </w:rPr>
               <w:t>Sequence Diagram –</w:t>
             </w:r>
+            <w:proofErr w:type="spellStart"/>
             <w:r>
               <w:rPr>
                 <w:lang w:val="en-GB"/>
               </w:rPr>
-              <w:t>addRequest()</w:t>
+              <w:t>addRequest</w:t>
+            </w:r>
+            <w:proofErr w:type="spellEnd"/>
+            <w:r>
+              <w:rPr>
+                <w:lang w:val="en-GB"/>
+              </w:rPr>
+              <w:t>()</w:t>
             </w:r>
           </w:p>
         </w:tc>
@@ -5312,7 +5595,15 @@
               <w:t>Sequence Diagram –</w:t>
             </w:r>
             <w:r>
-              <w:t xml:space="preserve"> destinationPointComplete()</w:t>
+              <w:t xml:space="preserve"> </w:t>
+            </w:r>
+            <w:proofErr w:type="spellStart"/>
+            <w:r>
+              <w:t>destinationPointComplete</w:t>
+            </w:r>
+            <w:proofErr w:type="spellEnd"/>
+            <w:r>
+              <w:t>()</w:t>
             </w:r>
           </w:p>
         </w:tc>
@@ -5400,11 +5691,21 @@
               </w:rPr>
               <w:t xml:space="preserve"> </w:t>
             </w:r>
-            <w:r>
-              <w:t xml:space="preserve">State Diagram – </w:t>
-            </w:r>
-            <w:r>
-              <w:t>init()</w:t>
+            <w:proofErr w:type="spellStart"/>
+            <w:r>
+              <w:t>State</w:t>
+            </w:r>
+            <w:proofErr w:type="spellEnd"/>
+            <w:r>
+              <w:t xml:space="preserve"> Diagram – </w:t>
+            </w:r>
+            <w:proofErr w:type="spellStart"/>
+            <w:r>
+              <w:t>init</w:t>
+            </w:r>
+            <w:proofErr w:type="spellEnd"/>
+            <w:r>
+              <w:t>()</w:t>
             </w:r>
           </w:p>
         </w:tc>
@@ -5492,11 +5793,24 @@
               </w:rPr>
               <w:t xml:space="preserve"> </w:t>
             </w:r>
-            <w:r>
-              <w:t>State Diagram –</w:t>
-            </w:r>
-            <w:r>
-              <w:t xml:space="preserve"> init()</w:t>
+            <w:proofErr w:type="spellStart"/>
+            <w:r>
+              <w:t>State</w:t>
+            </w:r>
+            <w:proofErr w:type="spellEnd"/>
+            <w:r>
+              <w:t xml:space="preserve"> Diagram –</w:t>
+            </w:r>
+            <w:r>
+              <w:t xml:space="preserve"> </w:t>
+            </w:r>
+            <w:proofErr w:type="spellStart"/>
+            <w:r>
+              <w:t>init</w:t>
+            </w:r>
+            <w:proofErr w:type="spellEnd"/>
+            <w:r>
+              <w:t>()</w:t>
             </w:r>
           </w:p>
         </w:tc>
@@ -5529,6 +5843,119 @@
 <file path=word/numbering.xml><?xml version="1.0" encoding="utf-8"?>
 <w:numbering xmlns:wpc="http://schemas.microsoft.com/office/word/2010/wordprocessingCanvas" xmlns:cx="http://schemas.microsoft.com/office/drawing/2014/chartex" xmlns:cx1="http://schemas.microsoft.com/office/drawing/2015/9/8/chartex" xmlns:cx2="http://schemas.microsoft.com/office/drawing/2015/10/21/chartex" xmlns:cx3="http://schemas.microsoft.com/office/drawing/2016/5/9/chartex" xmlns:cx4="http://schemas.microsoft.com/office/drawing/2016/5/10/chartex" xmlns:cx5="http://schemas.microsoft.com/office/drawing/2016/5/11/chartex" xmlns:cx6="http://schemas.microsoft.com/office/drawing/2016/5/12/chartex" xmlns:cx7="http://schemas.microsoft.com/office/drawing/2016/5/13/chartex" xmlns:cx8="http://schemas.microsoft.com/office/drawing/2016/5/14/chartex" xmlns:mc="http://schemas.openxmlformats.org/markup-compatibility/2006" xmlns:aink="http://schemas.microsoft.com/office/drawing/2016/ink" xmlns:am3d="http://schemas.microsoft.com/office/drawing/2017/model3d" xmlns:o="urn:schemas-microsoft-com:office:office" xmlns:oel="http://schemas.microsoft.com/office/2019/extlst" xmlns:r="http://schemas.openxmlformats.org/officeDocument/2006/relationships" xmlns:m="http://schemas.openxmlformats.org/officeDocument/2006/math" xmlns:v="urn:schemas-microsoft-com:vml" xmlns:wp14="http://schemas.microsoft.com/office/word/2010/wordprocessingDrawing" xmlns:wp="http://schemas.openxmlformats.org/drawingml/2006/wordprocessingDrawing" xmlns:w10="urn:schemas-microsoft-com:office:word" xmlns:w="http://schemas.openxmlformats.org/wordprocessingml/2006/main" xmlns:w14="http://schemas.microsoft.com/office/word/2010/wordml" xmlns:w15="http://schemas.microsoft.com/office/word/2012/wordml" xmlns:w16cex="http://schemas.microsoft.com/office/word/2018/wordml/cex" xmlns:w16cid="http://schemas.microsoft.com/office/word/2016/wordml/cid" xmlns:w16="http://schemas.microsoft.com/office/word/2018/wordml" xmlns:w16du="http://schemas.microsoft.com/office/word/2023/wordml/word16du" xmlns:w16sdtdh="http://schemas.microsoft.com/office/word/2020/wordml/sdtdatahash" xmlns:w16sdtfl="http://schemas.microsoft.com/office/word/2024/wordml/sdtformatlock" xmlns:w16se="http://schemas.microsoft.com/office/word/2015/wordml/symex" xmlns:wpg="http://schemas.microsoft.com/office/word/2010/wordprocessingGroup" xmlns:wpi="http://schemas.microsoft.com/office/word/2010/wordprocessingInk" xmlns:wne="http://schemas.microsoft.com/office/word/2006/wordml" xmlns:wps="http://schemas.microsoft.com/office/word/2010/wordprocessingShape" mc:Ignorable="w14 w15 w16se w16cid w16 w16cex w16sdtdh w16sdtfl w16du wp14">
   <w:abstractNum w:abstractNumId="0" w15:restartNumberingAfterBreak="0">
+    <w:nsid w:val="11760A5E"/>
+    <w:multiLevelType w:val="hybridMultilevel"/>
+    <w:tmpl w:val="B9AC70C4"/>
+    <w:lvl w:ilvl="0" w:tplc="04150001">
+      <w:start w:val="1"/>
+      <w:numFmt w:val="bullet"/>
+      <w:lvlText w:val=""/>
+      <w:lvlJc w:val="left"/>
+      <w:pPr>
+        <w:ind w:left="1428" w:hanging="360"/>
+      </w:pPr>
+      <w:rPr>
+        <w:rFonts w:ascii="Symbol" w:hAnsi="Symbol" w:hint="default"/>
+      </w:rPr>
+    </w:lvl>
+    <w:lvl w:ilvl="1" w:tplc="04150003" w:tentative="1">
+      <w:start w:val="1"/>
+      <w:numFmt w:val="bullet"/>
+      <w:lvlText w:val="o"/>
+      <w:lvlJc w:val="left"/>
+      <w:pPr>
+        <w:ind w:left="2148" w:hanging="360"/>
+      </w:pPr>
+      <w:rPr>
+        <w:rFonts w:ascii="Courier New" w:hAnsi="Courier New" w:cs="Courier New" w:hint="default"/>
+      </w:rPr>
+    </w:lvl>
+    <w:lvl w:ilvl="2" w:tplc="04150005" w:tentative="1">
+      <w:start w:val="1"/>
+      <w:numFmt w:val="bullet"/>
+      <w:lvlText w:val=""/>
+      <w:lvlJc w:val="left"/>
+      <w:pPr>
+        <w:ind w:left="2868" w:hanging="360"/>
+      </w:pPr>
+      <w:rPr>
+        <w:rFonts w:ascii="Wingdings" w:hAnsi="Wingdings" w:hint="default"/>
+      </w:rPr>
+    </w:lvl>
+    <w:lvl w:ilvl="3" w:tplc="04150001" w:tentative="1">
+      <w:start w:val="1"/>
+      <w:numFmt w:val="bullet"/>
+      <w:lvlText w:val=""/>
+      <w:lvlJc w:val="left"/>
+      <w:pPr>
+        <w:ind w:left="3588" w:hanging="360"/>
+      </w:pPr>
+      <w:rPr>
+        <w:rFonts w:ascii="Symbol" w:hAnsi="Symbol" w:hint="default"/>
+      </w:rPr>
+    </w:lvl>
+    <w:lvl w:ilvl="4" w:tplc="04150003" w:tentative="1">
+      <w:start w:val="1"/>
+      <w:numFmt w:val="bullet"/>
+      <w:lvlText w:val="o"/>
+      <w:lvlJc w:val="left"/>
+      <w:pPr>
+        <w:ind w:left="4308" w:hanging="360"/>
+      </w:pPr>
+      <w:rPr>
+        <w:rFonts w:ascii="Courier New" w:hAnsi="Courier New" w:cs="Courier New" w:hint="default"/>
+      </w:rPr>
+    </w:lvl>
+    <w:lvl w:ilvl="5" w:tplc="04150005" w:tentative="1">
+      <w:start w:val="1"/>
+      <w:numFmt w:val="bullet"/>
+      <w:lvlText w:val=""/>
+      <w:lvlJc w:val="left"/>
+      <w:pPr>
+        <w:ind w:left="5028" w:hanging="360"/>
+      </w:pPr>
+      <w:rPr>
+        <w:rFonts w:ascii="Wingdings" w:hAnsi="Wingdings" w:hint="default"/>
+      </w:rPr>
+    </w:lvl>
+    <w:lvl w:ilvl="6" w:tplc="04150001" w:tentative="1">
+      <w:start w:val="1"/>
+      <w:numFmt w:val="bullet"/>
+      <w:lvlText w:val=""/>
+      <w:lvlJc w:val="left"/>
+      <w:pPr>
+        <w:ind w:left="5748" w:hanging="360"/>
+      </w:pPr>
+      <w:rPr>
+        <w:rFonts w:ascii="Symbol" w:hAnsi="Symbol" w:hint="default"/>
+      </w:rPr>
+    </w:lvl>
+    <w:lvl w:ilvl="7" w:tplc="04150003" w:tentative="1">
+      <w:start w:val="1"/>
+      <w:numFmt w:val="bullet"/>
+      <w:lvlText w:val="o"/>
+      <w:lvlJc w:val="left"/>
+      <w:pPr>
+        <w:ind w:left="6468" w:hanging="360"/>
+      </w:pPr>
+      <w:rPr>
+        <w:rFonts w:ascii="Courier New" w:hAnsi="Courier New" w:cs="Courier New" w:hint="default"/>
+      </w:rPr>
+    </w:lvl>
+    <w:lvl w:ilvl="8" w:tplc="04150005" w:tentative="1">
+      <w:start w:val="1"/>
+      <w:numFmt w:val="bullet"/>
+      <w:lvlText w:val=""/>
+      <w:lvlJc w:val="left"/>
+      <w:pPr>
+        <w:ind w:left="7188" w:hanging="360"/>
+      </w:pPr>
+      <w:rPr>
+        <w:rFonts w:ascii="Wingdings" w:hAnsi="Wingdings" w:hint="default"/>
+      </w:rPr>
+    </w:lvl>
+  </w:abstractNum>
+  <w:abstractNum w:abstractNumId="1" w15:restartNumberingAfterBreak="0">
     <w:nsid w:val="547E2A37"/>
     <w:multiLevelType w:val="hybridMultilevel"/>
     <w:tmpl w:val="F1807FFC"/>
@@ -5617,7 +6044,7 @@
       </w:pPr>
     </w:lvl>
   </w:abstractNum>
-  <w:abstractNum w:abstractNumId="1" w15:restartNumberingAfterBreak="0">
+  <w:abstractNum w:abstractNumId="2" w15:restartNumberingAfterBreak="0">
     <w:nsid w:val="75E23D34"/>
     <w:multiLevelType w:val="hybridMultilevel"/>
     <w:tmpl w:val="FD483EBC"/>
@@ -5707,9 +6134,12 @@
     </w:lvl>
   </w:abstractNum>
   <w:num w:numId="1" w16cid:durableId="1741709601">
+    <w:abstractNumId w:val="2"/>
+  </w:num>
+  <w:num w:numId="2" w16cid:durableId="1707557288">
     <w:abstractNumId w:val="1"/>
   </w:num>
-  <w:num w:numId="2" w16cid:durableId="1707557288">
+  <w:num w:numId="3" w16cid:durableId="2108769141">
     <w:abstractNumId w:val="0"/>
   </w:num>
 </w:numbering>
@@ -6317,6 +6747,7 @@
   <w:style w:type="character" w:default="1" w:styleId="DefaultParagraphFont">
     <w:name w:val="Default Paragraph Font"/>
     <w:uiPriority w:val="1"/>
+    <w:semiHidden/>
     <w:unhideWhenUsed/>
   </w:style>
   <w:style w:type="table" w:default="1" w:styleId="TableNormal">
